--- a/Meeting_2.docx
+++ b/Meeting_2.docx
@@ -110,10 +110,7 @@
         <w:t>11:</w:t>
       </w:r>
       <w:r>
-        <w:t>5</w:t>
-      </w:r>
-      <w:r>
-        <w:t>0</w:t>
+        <w:t>00</w:t>
       </w:r>
       <w:r>
         <w:t xml:space="preserve"> AM</w:t>
@@ -1547,6 +1544,7 @@
   <w:style w:type="character" w:default="1" w:styleId="DefaultParagraphFont">
     <w:name w:val="Default Paragraph Font"/>
     <w:uiPriority w:val="1"/>
+    <w:semiHidden/>
     <w:unhideWhenUsed/>
   </w:style>
   <w:style w:type="table" w:default="1" w:styleId="TableNormal">
